--- a/dosyalar/etkinlikler/6-sinif/arapca-6-2-etkinlik.docx
+++ b/dosyalar/etkinlikler/6-sinif/arapca-6-2-etkinlik.docx
@@ -573,7 +573,7 @@
                 <w:sz w:val="18"/>
                 <w:szCs w:val="18"/>
               </w:rPr>
-              <w:t xml:space="preserve">Komut kartları destesi  ·  Vücut şeması ya da insan silueti posteri  ·  Doktor önlüğü, oyuncak steteskop gibi basit canlandırma malzemeleri  ·  Küçük ödül pulu veya yıldız etiketi  ·  Zil ya da tef</w:t>
+              <w:t xml:space="preserve">Komut kartları destesi  ·  Vücut şeması ya da insan silueti posteri  ·  Duygu yüzü kartları (sevinçli, yorgun, üzgün)  ·  Küçük ödül pulu veya yıldız etiketi  ·  Zil ya da tef</w:t>
             </w:r>
           </w:p>
         </w:tc>
@@ -671,7 +671,7 @@
                 <w:sz w:val="18"/>
                 <w:szCs w:val="18"/>
               </w:rPr>
-              <w:t xml:space="preserve">Rahatsızlığını bildiren kısa bir kalıbı canlandırma içinde kullanır.</w:t>
+              <w:t xml:space="preserve">Duygusunu bildiren kısa bir kalıbı canlandırma içinde kullanır.</w:t>
             </w:r>
           </w:p>
           <w:p>
@@ -689,7 +689,7 @@
                 <w:sz w:val="18"/>
                 <w:szCs w:val="18"/>
               </w:rPr>
-              <w:t xml:space="preserve">Basit sağlık önerilerini emir kipiyle söyler.</w:t>
+              <w:t xml:space="preserve">Hangi organla ne yaptığını “أَرَى بِـ…” kalıbıyla ifade eder.</w:t>
             </w:r>
           </w:p>
         </w:tc>
@@ -733,7 +733,7 @@
           <w:sz w:val="19"/>
           <w:szCs w:val="19"/>
         </w:rPr>
-        <w:t xml:space="preserve">Öğrenciler organ adlarını yazarak değil, duyup hareket ederek öğrenir. Dinlediği emri doğru organla eşleştirmek zorunda kaldığı için dikkat ve anlama becerisi çalışır. Etkinliğin ikinci yarısında kısa bir muayene canlandırmasıyla öğrendiği sözcükleri sağlık bağlamına taşır.</w:t>
+        <w:t xml:space="preserve">Öğrenciler organ adlarını yazarak değil, duyup hareket ederek öğrenir. Dinlediği emri doğru organla eşleştirmek zorunda kaldığı için dikkat ve anlama becerisi çalışır. Etkinliğin ikinci yarısında kısa bir duygu diyaloğuyla öğrendiği sözcükleri günlük iletişime taşır.</w:t>
       </w:r>
     </w:p>
     <w:p>
@@ -1491,7 +1491,7 @@
                 <w:sz w:val="17"/>
                 <w:szCs w:val="17"/>
               </w:rPr>
-              <w:t xml:space="preserve">İkişerli eşler kurulur. Biri doktor, diğeri hasta olur ve tahtadaki kısa diyalogdan yararlanarak muayene sahnesini canlandırır. Sonra roller değişir.</w:t>
+              <w:t xml:space="preserve">İkişerli eşler kurulur. Biri sorar, diğeri o günkü duygusunu söyler; tahtadaki kısa diyalogdan yararlanarak sahneyi canlandırır. Sonra roller değişir.</w:t>
             </w:r>
           </w:p>
         </w:tc>
@@ -1883,7 +1883,7 @@
                 <w:sz w:val="17"/>
                 <w:szCs w:val="17"/>
               </w:rPr>
-              <w:t xml:space="preserve">Sağlıklı yaşamla ilgili iki ek öneriyi emir kipiyle kurup panoya yazmaları istenir.</w:t>
+              <w:t xml:space="preserve">Duyu fiilleriyle (أَرَى بِـ… / أَسْمَعُ بِـ…) iki ek cümle kurup panoya yazmaları istenir.</w:t>
             </w:r>
           </w:p>
         </w:tc>
@@ -3717,7 +3717,7 @@
           <w:sz w:val="17"/>
           <w:szCs w:val="17"/>
         </w:rPr>
-        <w:t xml:space="preserve">•  Diyalogda gerçek bir rahatsızlıktan söz eden öğrenci olursa konu uzatılmadan sahne tamamlanır.</w:t>
+        <w:t xml:space="preserve">•  Diyalogda özel bir durumdan söz eden öğrenci olursa konu uzatılmadan sahne tamamlanır.</w:t>
       </w:r>
     </w:p>
     <w:p>
@@ -4116,7 +4116,7 @@
                 <w:szCs w:val="32"/>
                 <w:rtl/>
               </w:rPr>
-              <w:t xml:space="preserve">رِجْلٌ</w:t>
+              <w:t xml:space="preserve">قَدَمٌ</w:t>
             </w:r>
           </w:p>
           <w:p>
@@ -4166,7 +4166,7 @@
                 <w:szCs w:val="32"/>
                 <w:rtl/>
               </w:rPr>
-              <w:t xml:space="preserve">إِصْبَعٌ</w:t>
+              <w:t xml:space="preserve">وَجْهٌ</w:t>
             </w:r>
           </w:p>
           <w:p>
@@ -4185,7 +4185,7 @@
                 <w:sz w:val="16"/>
                 <w:szCs w:val="16"/>
               </w:rPr>
-              <w:t xml:space="preserve">parmak</w:t>
+              <w:t xml:space="preserve">yüz</w:t>
             </w:r>
           </w:p>
         </w:tc>
@@ -4221,7 +4221,7 @@
                 <w:szCs w:val="32"/>
                 <w:rtl/>
               </w:rPr>
-              <w:t xml:space="preserve">كَتِفٌ</w:t>
+              <w:t xml:space="preserve">شَعْرٌ</w:t>
             </w:r>
           </w:p>
           <w:p>
@@ -4240,7 +4240,7 @@
                 <w:sz w:val="16"/>
                 <w:szCs w:val="16"/>
               </w:rPr>
-              <w:t xml:space="preserve">omuz</w:t>
+              <w:t xml:space="preserve">saç</w:t>
             </w:r>
           </w:p>
         </w:tc>
@@ -4271,7 +4271,7 @@
                 <w:szCs w:val="32"/>
                 <w:rtl/>
               </w:rPr>
-              <w:t xml:space="preserve">رُكْبَةٌ</w:t>
+              <w:t xml:space="preserve">بَطْنٌ</w:t>
             </w:r>
           </w:p>
           <w:p>
@@ -4290,7 +4290,7 @@
                 <w:sz w:val="16"/>
                 <w:szCs w:val="16"/>
               </w:rPr>
-              <w:t xml:space="preserve">diz</w:t>
+              <w:t xml:space="preserve">karın</w:t>
             </w:r>
           </w:p>
         </w:tc>
@@ -4321,7 +4321,7 @@
                 <w:szCs w:val="32"/>
                 <w:rtl/>
               </w:rPr>
-              <w:t xml:space="preserve">أَسْنَانٌ</w:t>
+              <w:t xml:space="preserve">عُضْوٌ</w:t>
             </w:r>
           </w:p>
           <w:p>
@@ -4340,7 +4340,7 @@
                 <w:sz w:val="16"/>
                 <w:szCs w:val="16"/>
               </w:rPr>
-              <w:t xml:space="preserve">dişler</w:t>
+              <w:t xml:space="preserve">organ (uzuv)</w:t>
             </w:r>
           </w:p>
         </w:tc>
@@ -5154,7 +5154,7 @@
                 <w:szCs w:val="32"/>
                 <w:rtl/>
               </w:rPr>
-              <w:t xml:space="preserve">حَرِّكْ كَتِفَيْكَ</w:t>
+              <w:t xml:space="preserve">أَشِرْ إِلَى وَجْهِكَ</w:t>
             </w:r>
           </w:p>
           <w:p>
@@ -5173,7 +5173,7 @@
                 <w:sz w:val="16"/>
                 <w:szCs w:val="16"/>
               </w:rPr>
-              <w:t xml:space="preserve">Omuzlarını oynat</w:t>
+              <w:t xml:space="preserve">Yüzünü göster</w:t>
             </w:r>
           </w:p>
         </w:tc>
@@ -5204,7 +5204,7 @@
                 <w:szCs w:val="32"/>
                 <w:rtl/>
               </w:rPr>
-              <w:t xml:space="preserve">اِثْنِ رُكْبَتَكَ</w:t>
+              <w:t xml:space="preserve">اِلْمِسْ شَعْرَكَ</w:t>
             </w:r>
           </w:p>
           <w:p>
@@ -5223,7 +5223,7 @@
                 <w:sz w:val="16"/>
                 <w:szCs w:val="16"/>
               </w:rPr>
-              <w:t xml:space="preserve">Dizini bük</w:t>
+              <w:t xml:space="preserve">Saçına dokun</w:t>
             </w:r>
           </w:p>
         </w:tc>
@@ -5309,7 +5309,7 @@
                 <w:szCs w:val="32"/>
                 <w:rtl/>
               </w:rPr>
-              <w:t xml:space="preserve">اِغْسِلْ يَدَيْكَ</w:t>
+              <w:t xml:space="preserve">أَشِرْ إِلَى بَطْنِكَ</w:t>
             </w:r>
           </w:p>
           <w:p>
@@ -5328,7 +5328,7 @@
                 <w:sz w:val="16"/>
                 <w:szCs w:val="16"/>
               </w:rPr>
-              <w:t xml:space="preserve">Ellerini yıka</w:t>
+              <w:t xml:space="preserve">Karnını göster</w:t>
             </w:r>
           </w:p>
         </w:tc>
@@ -5359,7 +5359,7 @@
                 <w:szCs w:val="32"/>
                 <w:rtl/>
               </w:rPr>
-              <w:t xml:space="preserve">نَظِّفْ أَسْنَانَكَ</w:t>
+              <w:t xml:space="preserve">قُلْ : أَنَا سَعِيدٌ</w:t>
             </w:r>
           </w:p>
           <w:p>
@@ -5378,7 +5378,7 @@
                 <w:sz w:val="16"/>
                 <w:szCs w:val="16"/>
               </w:rPr>
-              <w:t xml:space="preserve">Dişlerini fırçala</w:t>
+              <w:t xml:space="preserve">“Mutluyum” de</w:t>
             </w:r>
           </w:p>
         </w:tc>
@@ -5543,7 +5543,7 @@
                 <w:szCs w:val="32"/>
                 <w:rtl/>
               </w:rPr>
-              <w:t xml:space="preserve">فِي الْعِيَادَةِ</w:t>
+              <w:t xml:space="preserve">كَيْفَ تَشْعُرُ ؟</w:t>
             </w:r>
           </w:p>
           <w:p>
@@ -5561,7 +5561,7 @@
                 <w:szCs w:val="30"/>
                 <w:rtl/>
               </w:rPr>
-              <w:t xml:space="preserve">اَلطَّبِيبُ : مَا بِكَ يَا وَلَدُ ؟</w:t>
+              <w:t xml:space="preserve">أَحْمَدُ : مَاذَا تَشْعُرُ الْيَوْمَ يَا عُمَرُ ؟</w:t>
             </w:r>
           </w:p>
           <w:p>
@@ -5579,7 +5579,7 @@
                 <w:szCs w:val="30"/>
                 <w:rtl/>
               </w:rPr>
-              <w:t xml:space="preserve">اَلْوَلَدُ : رَأْسِي يُؤْلِمُنِي.</w:t>
+              <w:t xml:space="preserve">عُمَرُ : أَنَا مُتْعَبٌ قَلِيلًا.</w:t>
             </w:r>
           </w:p>
           <w:p>
@@ -5597,7 +5597,7 @@
                 <w:szCs w:val="30"/>
                 <w:rtl/>
               </w:rPr>
-              <w:t xml:space="preserve">اَلطَّبِيبُ : هَلْ بَطْنُكَ يُؤْلِمُكَ أَيْضًا ؟</w:t>
+              <w:t xml:space="preserve">أَحْمَدُ : هَلْ أَنْتَ حَزِينٌ أَيْضًا ؟</w:t>
             </w:r>
           </w:p>
           <w:p>
@@ -5615,7 +5615,7 @@
                 <w:szCs w:val="30"/>
                 <w:rtl/>
               </w:rPr>
-              <w:t xml:space="preserve">اَلْوَلَدُ : لَا ، بَطْنِي بِخَيْرٍ.</w:t>
+              <w:t xml:space="preserve">عُمَرُ : لَا ، أَنَا سَعِيدٌ.</w:t>
             </w:r>
           </w:p>
           <w:p>
@@ -5633,7 +5633,7 @@
                 <w:szCs w:val="30"/>
                 <w:rtl/>
               </w:rPr>
-              <w:t xml:space="preserve">اَلطَّبِيبُ : اِشْرَبِ الْمَاءَ وَنَمْ مُبَكِّرًا.</w:t>
+              <w:t xml:space="preserve">أَحْمَدُ : مُمْتَازٌ ! أَرَى ذَلِكَ فِي وَجْهِكَ.</w:t>
             </w:r>
           </w:p>
           <w:p>
@@ -5651,7 +5651,7 @@
                 <w:szCs w:val="30"/>
                 <w:rtl/>
               </w:rPr>
-              <w:t xml:space="preserve">اَلْوَلَدُ : شُكْرًا يَا دُكْتُورُ.</w:t>
+              <w:t xml:space="preserve">عُمَرُ : شُكْرًا يَا صَدِيقِي.</w:t>
             </w:r>
           </w:p>
         </w:tc>
